--- a/docs/pack-commercial/TUTO-EMAIL_profil-garage.docx
+++ b/docs/pack-commercial/TUTO-EMAIL_profil-garage.docx
@@ -12,7 +12,7 @@
           <w:color w:val="DB2777"/>
           <w:sz w:val="17"/>
         </w:rPr>
-        <w:t>FICHE TUTO — MISE EN SERVICE · À REMETTRE AU GARAGE ET À LA SECRÉTAIRE</w:t>
+        <w:t>FICHE TUTO — MISE EN SERVICE · À REMETTRE AU GARAGE ET À LA CHARGÉ DE MISSION</w:t>
       </w:r>
     </w:p>
     <w:p>
@@ -1873,7 +1873,7 @@
           <w:b w:val="0"/>
           <w:sz w:val="21"/>
         </w:rPr>
-        <w:t>Votre secrétaire dédiée fait ce réglage AVEC vous à la mise en service — préparez simplement le mot de passe d'application. Et pour toute question : contact@myeasyauto.fr, ou le bouton « Aide &amp; incidents » dans l'application.</w:t>
+        <w:t>Votre chargé de mission dédié fait ce réglage AVEC vous à la mise en service — préparez simplement le mot de passe d'application. Et pour toute question : contact@myeasyauto.fr, ou le bouton « Aide &amp; incidents » dans l'application.</w:t>
       </w:r>
     </w:p>
     <w:p>
@@ -1889,6 +1889,10 @@
       </w:r>
     </w:p>
     <w:sectPr>
+      <w:headerReference w:type="default" r:id="rId9"/>
+      <w:footerReference w:type="default" r:id="rId10"/>
+      <w:headerReference w:type="first" r:id="rId11"/>
+      <w:footerReference w:type="first" r:id="rId12"/>
       <w:pgSz w:w="12240" w:h="15840"/>
       <w:pgMar w:top="907" w:right="1020" w:bottom="850" w:left="1020" w:header="720" w:footer="720" w:gutter="0"/>
       <w:cols w:space="720"/>
@@ -1896,6 +1900,46 @@
     </w:sectPr>
   </w:body>
 </w:document>
+</file>
+
+<file path=word/footer1.xml><?xml version="1.0" encoding="utf-8"?>
+<w:ftr xmlns:m="http://schemas.openxmlformats.org/officeDocument/2006/math" xmlns:mc="http://schemas.openxmlformats.org/markup-compatibility/2006" xmlns:mo="http://schemas.microsoft.com/office/mac/office/2008/main" xmlns:mv="urn:schemas-microsoft-com:mac:vml" xmlns:o="urn:schemas-microsoft-com:office:office" xmlns:r="http://schemas.openxmlformats.org/officeDocument/2006/relationships" xmlns:v="urn:schemas-microsoft-com:vml" xmlns:w10="urn:schemas-microsoft-com:office:word" xmlns:w14="http://schemas.microsoft.com/office/word/2010/wordml" xmlns:w="http://schemas.openxmlformats.org/wordprocessingml/2006/main" xmlns:wne="http://schemas.microsoft.com/office/word/2006/wordml" xmlns:wp14="http://schemas.microsoft.com/office/word/2010/wordprocessingDrawing" xmlns:wp="http://schemas.openxmlformats.org/drawingml/2006/wordprocessingDrawing" xmlns:wpc="http://schemas.microsoft.com/office/word/2010/wordprocessingCanvas" xmlns:wpg="http://schemas.microsoft.com/office/word/2010/wordprocessingGroup" xmlns:wpi="http://schemas.microsoft.com/office/word/2010/wordprocessingInk" xmlns:wps="http://schemas.microsoft.com/office/word/2010/wordprocessingShape" mc:Ignorable="w14 wp14">
+  <w:p>
+    <w:pPr>
+      <w:pStyle w:val="Footer"/>
+    </w:pPr>
+  </w:p>
+</w:ftr>
+</file>
+
+<file path=word/footer2.xml><?xml version="1.0" encoding="utf-8"?>
+<w:ftr xmlns:m="http://schemas.openxmlformats.org/officeDocument/2006/math" xmlns:mc="http://schemas.openxmlformats.org/markup-compatibility/2006" xmlns:mo="http://schemas.microsoft.com/office/mac/office/2008/main" xmlns:mv="urn:schemas-microsoft-com:mac:vml" xmlns:o="urn:schemas-microsoft-com:office:office" xmlns:r="http://schemas.openxmlformats.org/officeDocument/2006/relationships" xmlns:v="urn:schemas-microsoft-com:vml" xmlns:w10="urn:schemas-microsoft-com:office:word" xmlns:w14="http://schemas.microsoft.com/office/word/2010/wordml" xmlns:w="http://schemas.openxmlformats.org/wordprocessingml/2006/main" xmlns:wne="http://schemas.microsoft.com/office/word/2006/wordml" xmlns:wp14="http://schemas.microsoft.com/office/word/2010/wordprocessingDrawing" xmlns:wp="http://schemas.openxmlformats.org/drawingml/2006/wordprocessingDrawing" xmlns:wpc="http://schemas.microsoft.com/office/word/2010/wordprocessingCanvas" xmlns:wpg="http://schemas.microsoft.com/office/word/2010/wordprocessingGroup" xmlns:wpi="http://schemas.microsoft.com/office/word/2010/wordprocessingInk" xmlns:wps="http://schemas.microsoft.com/office/word/2010/wordprocessingShape" mc:Ignorable="w14 wp14">
+  <w:p>
+    <w:pPr>
+      <w:pStyle w:val="Footer"/>
+    </w:pPr>
+  </w:p>
+</w:ftr>
+</file>
+
+<file path=word/header1.xml><?xml version="1.0" encoding="utf-8"?>
+<w:hdr xmlns:m="http://schemas.openxmlformats.org/officeDocument/2006/math" xmlns:mc="http://schemas.openxmlformats.org/markup-compatibility/2006" xmlns:mo="http://schemas.microsoft.com/office/mac/office/2008/main" xmlns:mv="urn:schemas-microsoft-com:mac:vml" xmlns:o="urn:schemas-microsoft-com:office:office" xmlns:r="http://schemas.openxmlformats.org/officeDocument/2006/relationships" xmlns:v="urn:schemas-microsoft-com:vml" xmlns:w10="urn:schemas-microsoft-com:office:word" xmlns:w14="http://schemas.microsoft.com/office/word/2010/wordml" xmlns:w="http://schemas.openxmlformats.org/wordprocessingml/2006/main" xmlns:wne="http://schemas.microsoft.com/office/word/2006/wordml" xmlns:wp14="http://schemas.microsoft.com/office/word/2010/wordprocessingDrawing" xmlns:wp="http://schemas.openxmlformats.org/drawingml/2006/wordprocessingDrawing" xmlns:wpc="http://schemas.microsoft.com/office/word/2010/wordprocessingCanvas" xmlns:wpg="http://schemas.microsoft.com/office/word/2010/wordprocessingGroup" xmlns:wpi="http://schemas.microsoft.com/office/word/2010/wordprocessingInk" xmlns:wps="http://schemas.microsoft.com/office/word/2010/wordprocessingShape" mc:Ignorable="w14 wp14">
+  <w:p>
+    <w:pPr>
+      <w:pStyle w:val="Header"/>
+    </w:pPr>
+  </w:p>
+</w:hdr>
+</file>
+
+<file path=word/header2.xml><?xml version="1.0" encoding="utf-8"?>
+<w:hdr xmlns:m="http://schemas.openxmlformats.org/officeDocument/2006/math" xmlns:mc="http://schemas.openxmlformats.org/markup-compatibility/2006" xmlns:mo="http://schemas.microsoft.com/office/mac/office/2008/main" xmlns:mv="urn:schemas-microsoft-com:mac:vml" xmlns:o="urn:schemas-microsoft-com:office:office" xmlns:r="http://schemas.openxmlformats.org/officeDocument/2006/relationships" xmlns:v="urn:schemas-microsoft-com:vml" xmlns:w10="urn:schemas-microsoft-com:office:word" xmlns:w14="http://schemas.microsoft.com/office/word/2010/wordml" xmlns:w="http://schemas.openxmlformats.org/wordprocessingml/2006/main" xmlns:wne="http://schemas.microsoft.com/office/word/2006/wordml" xmlns:wp14="http://schemas.microsoft.com/office/word/2010/wordprocessingDrawing" xmlns:wp="http://schemas.openxmlformats.org/drawingml/2006/wordprocessingDrawing" xmlns:wpc="http://schemas.microsoft.com/office/word/2010/wordprocessingCanvas" xmlns:wpg="http://schemas.microsoft.com/office/word/2010/wordprocessingGroup" xmlns:wpi="http://schemas.microsoft.com/office/word/2010/wordprocessingInk" xmlns:wps="http://schemas.microsoft.com/office/word/2010/wordprocessingShape" mc:Ignorable="w14 wp14">
+  <w:p>
+    <w:pPr>
+      <w:pStyle w:val="Header"/>
+    </w:pPr>
+  </w:p>
+</w:hdr>
 </file>
 
 <file path=word/numbering.xml><?xml version="1.0" encoding="utf-8"?>

--- a/docs/pack-commercial/TUTO-EMAIL_profil-garage.docx
+++ b/docs/pack-commercial/TUTO-EMAIL_profil-garage.docx
@@ -12,7 +12,7 @@
           <w:color w:val="DB2777"/>
           <w:sz w:val="17"/>
         </w:rPr>
-        <w:t>FICHE TUTO — MISE EN SERVICE · À REMETTRE AU GARAGE ET À LA CHARGÉ DE MISSION</w:t>
+        <w:t xml:space="preserve">FICHE TUTO — MISE EN SERVICE · À REMETTRE AU GARAGE ET AU CHARGÉ DE MISSION</w:t>
       </w:r>
     </w:p>
     <w:p>
@@ -37,7 +37,7 @@
           <w:color w:val="6B6685"/>
           <w:sz w:val="20"/>
         </w:rPr>
-        <w:t>Profil du garage → « Envoi des emails (SMTP) » · toutes les boîtes mail · IDEAFORMA · version 1.0 — août 2026</w:t>
+        <w:t xml:space="preserve">Profil du garage → « Envoi des emails (SMTP) » · toutes les boîtes mail · MY EASY AUTO · version 1.0 — août 2026</w:t>
       </w:r>
     </w:p>
     <w:p>
@@ -50,7 +50,7 @@
           <w:b w:val="0"/>
           <w:sz w:val="21"/>
         </w:rPr>
-        <w:t>My Easy Auto envoie vos devis, factures, relances et liens de signature PAR EMAIL, depuis VOTRE adresse : vos clients et les assurances vous répondent directement, et tout part de votre boîte. Ce réglage se fait UNE fois, en 5 minutes. Sans lui, un envoi de secours d'IDEAFORMA prend le relais, mais vos emails sont plus fiables et mieux reçus depuis votre propre boîte.</w:t>
+        <w:t xml:space="preserve">My Easy Auto envoie vos devis, factures, relances et liens de signature PAR EMAIL, depuis VOTRE adresse : vos clients et les assurances vous répondent directement, et tout part de votre boîte. Ce réglage se fait UNE fois, en 5 minutes. Sans lui, un envoi de secours de MY EASY AUTO prend le relais, mais vos emails sont plus fiables et mieux reçus depuis votre propre boîte.</w:t>
       </w:r>
     </w:p>
     <w:p>
@@ -1873,7 +1873,7 @@
           <w:b w:val="0"/>
           <w:sz w:val="21"/>
         </w:rPr>
-        <w:t>Votre chargé de mission dédié fait ce réglage AVEC vous à la mise en service — préparez simplement le mot de passe d'application. Et pour toute question : contact@myeasyauto.fr, ou le bouton « Aide &amp; incidents » dans l'application.</w:t>
+        <w:t xml:space="preserve">Nous faisons ce réglage AVEC vous lors de la mise en service — préparez simplement le mot de passe d'application. Et pour toute question : contact@myeasyauto.fr, ou le bouton « Aide &amp; incidents » dans l'application.</w:t>
       </w:r>
     </w:p>
     <w:p>
@@ -1885,7 +1885,7 @@
           <w:color w:val="6B6685"/>
           <w:sz w:val="16"/>
         </w:rPr>
-        <w:t>IDEAFORMA — 144 Avenue Charles de Gaulle, 92200 Neuilly-sur-Seine · SIRET 993 125 335 00014 · contact@myeasyauto.fr · myeasyauto.fr · Les noms de serveurs sont ceux publiés par chaque fournisseur ; en cas de changement, la fiche est mise à jour dans « Mes documents ».</w:t>
+        <w:t xml:space="preserve">MY EASY AUTO — 144 Avenue Charles de Gaulle, 92200 Neuilly-sur-Seine · SIRET 993 125 335 00014 · contact@myeasyauto.fr · myeasyauto.fr · Les noms de serveurs sont ceux publiés par chaque fournisseur ; en cas de changement, la fiche est mise à jour dans « Mes documents ».</w:t>
       </w:r>
     </w:p>
     <w:sectPr>
